--- a/教學網頁/downloads/教案_磁鐵好好玩.docx
+++ b/教學網頁/downloads/教案_磁鐵好好玩.docx
@@ -116,7 +116,7 @@
                 <w:color w:val="35544A"/>
                 <w:sz w:val="21"/>
               </w:rPr>
-              <w:t>第 4 單元　磁鐵好好玩</w:t>
+              <w:t>第 2 單元　磁鐵好好玩</w:t>
             </w:r>
           </w:p>
         </w:tc>
@@ -1000,7 +1000,7 @@
           <w:color w:val="C06A2B"/>
           <w:sz w:val="24"/>
         </w:rPr>
-        <w:t>（一）第 1 節｜磁鐵能吸引什麼？　4-1</w:t>
+        <w:t>（一）第 1 節｜磁鐵能吸引什麼？　2-1</w:t>
       </w:r>
     </w:p>
     <w:tbl>
@@ -1504,7 +1504,7 @@
           <w:color w:val="C06A2B"/>
           <w:sz w:val="24"/>
         </w:rPr>
-        <w:t>（二）第 2 節｜磁力有多大？磁極在哪裡？　4-1・4-2</w:t>
+        <w:t>（二）第 2 節｜磁力有多大？磁極在哪裡？　2-1・2-2</w:t>
       </w:r>
     </w:p>
     <w:tbl>
@@ -2004,7 +2004,7 @@
           <w:color w:val="C06A2B"/>
           <w:sz w:val="24"/>
         </w:rPr>
-        <w:t>（三）第 3 節｜同極相斥、異極相吸　4-2</w:t>
+        <w:t>（三）第 3 節｜同極相斥、異極相吸　2-2</w:t>
       </w:r>
     </w:p>
     <w:tbl>
@@ -2504,7 +2504,7 @@
           <w:color w:val="C06A2B"/>
           <w:sz w:val="24"/>
         </w:rPr>
-        <w:t>（四）第 4 節｜生活中的磁鐵＆知識王　4-3＋統整</w:t>
+        <w:t>（四）第 4 節｜生活中的磁鐵＆知識王　2-3＋統整</w:t>
       </w:r>
     </w:p>
     <w:tbl>
